--- a/Kavach Project Synopsis.docx
+++ b/Kavach Project Synopsis.docx
@@ -7972,12 +7972,9 @@
 </file>
 
 <file path=customXml/item1.xml><?xml version="1.0" encoding="utf-8"?>
-<?mso-contentType ?>
-<FormTemplates xmlns="http://schemas.microsoft.com/sharepoint/v3/contenttype/forms">
-  <Display>DocumentLibraryForm</Display>
-  <Edit>DocumentLibraryForm</Edit>
-  <New>DocumentLibraryForm</New>
-</FormTemplates>
+<p:properties xmlns:p="http://schemas.microsoft.com/office/2006/metadata/properties" xmlns:xsi="http://www.w3.org/2001/XMLSchema-instance" xmlns:pc="http://schemas.microsoft.com/office/infopath/2007/PartnerControls">
+  <documentManagement/>
+</p:properties>
 </file>
 
 <file path=customXml/item2.xml><?xml version="1.0" encoding="utf-8"?>
@@ -8143,15 +8140,19 @@
 </file>
 
 <file path=customXml/item3.xml><?xml version="1.0" encoding="utf-8"?>
-<p:properties xmlns:p="http://schemas.microsoft.com/office/2006/metadata/properties" xmlns:xsi="http://www.w3.org/2001/XMLSchema-instance" xmlns:pc="http://schemas.microsoft.com/office/infopath/2007/PartnerControls">
-  <documentManagement/>
-</p:properties>
+<?mso-contentType ?>
+<FormTemplates xmlns="http://schemas.microsoft.com/sharepoint/v3/contenttype/forms">
+  <Display>DocumentLibraryForm</Display>
+  <Edit>DocumentLibraryForm</Edit>
+  <New>DocumentLibraryForm</New>
+</FormTemplates>
 </file>
 
 <file path=customXml/itemProps1.xml><?xml version="1.0" encoding="utf-8"?>
-<ds:datastoreItem xmlns:ds="http://schemas.openxmlformats.org/officeDocument/2006/customXml" ds:itemID="{3853A663-743F-433F-BDA1-20096854CD5B}">
+<ds:datastoreItem xmlns:ds="http://schemas.openxmlformats.org/officeDocument/2006/customXml" ds:itemID="{4AA5F8D5-7D2B-4758-A0BB-EB8FBB27CB0A}">
   <ds:schemaRefs>
-    <ds:schemaRef ds:uri="http://schemas.microsoft.com/sharepoint/v3/contenttype/forms"/>
+    <ds:schemaRef ds:uri="http://schemas.microsoft.com/office/2006/metadata/properties"/>
+    <ds:schemaRef ds:uri="http://schemas.microsoft.com/office/infopath/2007/PartnerControls"/>
   </ds:schemaRefs>
 </ds:datastoreItem>
 </file>
@@ -8175,10 +8176,9 @@
 </file>
 
 <file path=customXml/itemProps3.xml><?xml version="1.0" encoding="utf-8"?>
-<ds:datastoreItem xmlns:ds="http://schemas.openxmlformats.org/officeDocument/2006/customXml" ds:itemID="{4AA5F8D5-7D2B-4758-A0BB-EB8FBB27CB0A}">
+<ds:datastoreItem xmlns:ds="http://schemas.openxmlformats.org/officeDocument/2006/customXml" ds:itemID="{3853A663-743F-433F-BDA1-20096854CD5B}">
   <ds:schemaRefs>
-    <ds:schemaRef ds:uri="http://schemas.microsoft.com/office/2006/metadata/properties"/>
-    <ds:schemaRef ds:uri="http://schemas.microsoft.com/office/infopath/2007/PartnerControls"/>
+    <ds:schemaRef ds:uri="http://schemas.microsoft.com/sharepoint/v3/contenttype/forms"/>
   </ds:schemaRefs>
 </ds:datastoreItem>
 </file>